--- a/rapports/2026-06-06/EQ20/EQ20_enq1_v2/DR_053202020003/13-70-02-67.docx
+++ b/rapports/2026-06-06/EQ20/EQ20_enq1_v2/DR_053202020003/13-70-02-67.docx
@@ -297,7 +297,7 @@
           <w:color w:val="1F6FEB"/>
           <w:sz w:val="22"/>
         </w:rPr>
-        <w:t>⚠ INCOHÉRENCES À CORRIGER (100)</w:t>
+        <w:t>⚠ INCOHÉRENCES À CORRIGER (95)</w:t>
       </w:r>
     </w:p>
     <w:tbl>
@@ -1205,7 +1205,7 @@
                 <w:i w:val="0"/>
                 <w:sz w:val="17"/>
               </w:rPr>
-              <w:t>Incohérence!!! seulement les écoles privées paient les frais de scolarité (y compris les frais d'inscription).</w:t>
+              <w:t>Incohérent!! Le niveau d'instruction déclaré par l'un des enfants () au niveau de la section 1 de DIAMILATOU KONTE diffère de celui donné par DIAMILATOU KONTE lui-même qui affirme ne pas avoir frequenté l'école formelle.</w:t>
             </w:r>
           </w:p>
         </w:tc>
@@ -1238,7 +1238,7 @@
                 <w:i w:val="0"/>
                 <w:sz w:val="16"/>
               </w:rPr>
-              <w:t>S02</w:t>
+              <w:t>S16</w:t>
               <w:br/>
             </w:r>
             <w:r>
@@ -1248,7 +1248,7 @@
                 <w:color w:val="64748B"/>
                 <w:sz w:val="14"/>
               </w:rPr>
-              <w:t>Éducation</w:t>
+              <w:t>Agriculture</w:t>
             </w:r>
           </w:p>
         </w:tc>
@@ -1264,7 +1264,7 @@
                 <w:color w:val="16A34A"/>
                 <w:sz w:val="16"/>
               </w:rPr>
-              <w:t>—</w:t>
+              <w:t>s00q07a, s00q08, s00q10, s00q13_0, s00q15_0, s00q17_0, s00q23a, s00q23b</w:t>
             </w:r>
           </w:p>
         </w:tc>
@@ -1295,7 +1295,7 @@
                 <w:i w:val="0"/>
                 <w:sz w:val="17"/>
               </w:rPr>
-              <w:t>Incohérent!! Le niveau d'instruction déclaré par l'un des enfants () au niveau de la section 1 de DIAMILATOU KONTE diffère de celui donné par DIAMILATOU KONTE lui-même qui affirme ne pas avoir frequenté l'école formelle.</w:t>
+              <w:t>La somme des quantités consommées (0 kg), des quantités offertes (0 kg),  des quantités vendus (3 kg) et des quantités en stock (0 kg) depasse la quantité totale (1 kg) que le ménage a eu après la recolte de Gombo , prière de corriger cette incoherence.</w:t>
             </w:r>
           </w:p>
         </w:tc>
@@ -1328,7 +1328,7 @@
                 <w:i w:val="0"/>
                 <w:sz w:val="16"/>
               </w:rPr>
-              <w:t>S16</w:t>
+              <w:t>S19</w:t>
               <w:br/>
             </w:r>
             <w:r>
@@ -1338,7 +1338,7 @@
                 <w:color w:val="64748B"/>
                 <w:sz w:val="14"/>
               </w:rPr>
-              <w:t>Agriculture</w:t>
+              <w:t>Entreprises non agricoles</w:t>
             </w:r>
           </w:p>
         </w:tc>
@@ -1354,7 +1354,7 @@
                 <w:color w:val="16A34A"/>
                 <w:sz w:val="16"/>
               </w:rPr>
-              <w:t>s00q07a, s00q08, s00q10, s00q13_0, s00q15_0, s00q17_0, s00q23a, s00q23b</w:t>
+              <w:t>s01q02, s02q01__1, s02q02__1, s02q03__1, s02q15, s03q17, s04q28, s04q35d</w:t>
             </w:r>
           </w:p>
         </w:tc>
@@ -1385,7 +1385,7 @@
                 <w:i w:val="0"/>
                 <w:sz w:val="17"/>
               </w:rPr>
-              <w:t>La somme des quantités consommées (0 kg), des quantités offertes (0 kg),  des quantités vendus (3 kg) et des quantités en stock (0 kg) depasse la quantité totale (1 kg) que le ménage a eu après la recolte de Gombo , prière de corriger cette incoherence.</w:t>
+              <w:t>Incohérence!! Le prix de revente de Faucheuse dans cette section 19 ne doit pas être égal 0 même si le ménage l'a reçu en cadeau prière de leurs aider à faire une estimation.</w:t>
             </w:r>
           </w:p>
         </w:tc>
@@ -1475,7 +1475,7 @@
                 <w:i w:val="0"/>
                 <w:sz w:val="17"/>
               </w:rPr>
-              <w:t>Incohérence!! Le prix de revente de Faucheuse dans cette section 19 ne doit pas être égal 0 même si le ménage l'a reçu en cadeau prière de leurs aider à faire une estimation.</w:t>
+              <w:t>Incohérence!! Le prix de revente de Hache/pioche dans cette section 19 ne doit pas être égal 0 même si le ménage l'a reçu en cadeau prière de leurs aider à faire une estimation.</w:t>
             </w:r>
           </w:p>
         </w:tc>
@@ -1565,7 +1565,7 @@
                 <w:i w:val="0"/>
                 <w:sz w:val="17"/>
               </w:rPr>
-              <w:t>Incohérence!! Le prix de revente de Hache/pioche dans cette section 19 ne doit pas être égal 0 même si le ménage l'a reçu en cadeau prière de leurs aider à faire une estimation.</w:t>
+              <w:t>Incohérence!! Le prix de revente de Herse dans cette section 19 ne doit pas être égal 0 même si le ménage l'a reçu en cadeau prière de leurs aider à faire une estimation.</w:t>
             </w:r>
           </w:p>
         </w:tc>
@@ -1655,7 +1655,7 @@
                 <w:i w:val="0"/>
                 <w:sz w:val="17"/>
               </w:rPr>
-              <w:t>Incohérence!! Le prix de revente de Herse dans cette section 19 ne doit pas être égal 0 même si le ménage l'a reçu en cadeau prière de leurs aider à faire une estimation.</w:t>
+              <w:t>Incohérence!! Le prix de revente de Houe/daba/hilaire dans cette section 19 ne doit pas être égal 0 même si le ménage l'a reçu en cadeau prière de leurs aider à faire une estimation.</w:t>
             </w:r>
           </w:p>
         </w:tc>
@@ -1745,7 +1745,7 @@
                 <w:i w:val="0"/>
                 <w:sz w:val="17"/>
               </w:rPr>
-              <w:t>Incohérence!! Le prix de revente de Houe/daba/hilaire dans cette section 19 ne doit pas être égal 0 même si le ménage l'a reçu en cadeau prière de leurs aider à faire une estimation.</w:t>
+              <w:t>Incohérence!! Le prix de revente de Machette dans cette section 19 ne doit pas être égal 0 même si le ménage l'a reçu en cadeau prière de leurs aider à faire une estimation.</w:t>
             </w:r>
           </w:p>
         </w:tc>
@@ -1835,7 +1835,7 @@
                 <w:i w:val="0"/>
                 <w:sz w:val="17"/>
               </w:rPr>
-              <w:t>Incohérence!! Le prix de revente de Machette dans cette section 19 ne doit pas être égal 0 même si le ménage l'a reçu en cadeau prière de leurs aider à faire une estimation.</w:t>
+              <w:t>Incohérence!! Le prix de revente de Râteau dans cette section 19 ne doit pas être égal 0 même si le ménage l'a reçu en cadeau prière de leurs aider à faire une estimation.</w:t>
             </w:r>
           </w:p>
         </w:tc>
@@ -1850,10 +1850,10 @@
               <w:rPr>
                 <w:b/>
                 <w:i w:val="0"/>
-                <w:color w:val="DC2626"/>
-                <w:sz w:val="16"/>
-              </w:rPr>
-              <w:t>Haute</w:t>
+                <w:color w:val="EA580C"/>
+                <w:sz w:val="16"/>
+              </w:rPr>
+              <w:t>Moyenne</w:t>
             </w:r>
           </w:p>
         </w:tc>
@@ -1868,7 +1868,7 @@
                 <w:i w:val="0"/>
                 <w:sz w:val="16"/>
               </w:rPr>
-              <w:t>S19</w:t>
+              <w:t>S00</w:t>
               <w:br/>
             </w:r>
             <w:r>
@@ -1878,7 +1878,7 @@
                 <w:color w:val="64748B"/>
                 <w:sz w:val="14"/>
               </w:rPr>
-              <w:t>Entreprises non agricoles</w:t>
+              <w:t>Identification</w:t>
             </w:r>
           </w:p>
         </w:tc>
@@ -1894,7 +1894,7 @@
                 <w:color w:val="16A34A"/>
                 <w:sz w:val="16"/>
               </w:rPr>
-              <w:t>s01q02, s02q01__1, s02q02__1, s02q03__1, s02q15, s03q17, s04q28, s04q35d</w:t>
+              <w:t>—</w:t>
             </w:r>
           </w:p>
         </w:tc>
@@ -1925,7 +1925,7 @@
                 <w:i w:val="0"/>
                 <w:sz w:val="17"/>
               </w:rPr>
-              <w:t>Incohérence!! Le prix de revente de Râteau dans cette section 19 ne doit pas être égal 0 même si le ménage l'a reçu en cadeau prière de leurs aider à faire une estimation.</w:t>
+              <w:t>Il est obligatoire de prendre les coordonnées Gps avant d'administrer le questionnaire.</w:t>
             </w:r>
           </w:p>
         </w:tc>
@@ -2015,7 +2015,7 @@
                 <w:i w:val="0"/>
                 <w:sz w:val="17"/>
               </w:rPr>
-              <w:t>Il est obligatoire de prendre les coordonnées Gps avant d'administrer le questionnaire.</w:t>
+              <w:t>Prière de prendre les coordonnées GPS.</w:t>
             </w:r>
           </w:p>
         </w:tc>
@@ -2105,7 +2105,7 @@
                 <w:i w:val="0"/>
                 <w:sz w:val="17"/>
               </w:rPr>
-              <w:t>Prière de prendre les coordonnées GPS.</w:t>
+              <w:t>L'adresse ou la localisation du ménage doit être bien renseignée, ne doit pas contenir des numéros de téléphone et elle semble courte pour être une adresse.</w:t>
             </w:r>
           </w:p>
         </w:tc>
@@ -2164,7 +2164,7 @@
                 <w:color w:val="16A34A"/>
                 <w:sz w:val="16"/>
               </w:rPr>
-              <w:t>—</w:t>
+              <w:t>s00q12a, s00q12b</w:t>
             </w:r>
           </w:p>
         </w:tc>
@@ -2195,7 +2195,7 @@
                 <w:i w:val="0"/>
                 <w:sz w:val="17"/>
               </w:rPr>
-              <w:t>L'adresse ou la localisation du ménage doit être bien renseignée, ne doit pas contenir des numéros de téléphone et elle semble courte pour être une adresse.</w:t>
+              <w:t>Prière de renseigner la bonne adresse.Attention! Veillez bien renseigner le deuxième numero du chef de ménage(0.12b).</w:t>
             </w:r>
           </w:p>
         </w:tc>
@@ -2228,7 +2228,7 @@
                 <w:i w:val="0"/>
                 <w:sz w:val="16"/>
               </w:rPr>
-              <w:t>S00</w:t>
+              <w:t>S01</w:t>
               <w:br/>
             </w:r>
             <w:r>
@@ -2238,7 +2238,7 @@
                 <w:color w:val="64748B"/>
                 <w:sz w:val="14"/>
               </w:rPr>
-              <w:t>Identification</w:t>
+              <w:t>Démographie</w:t>
             </w:r>
           </w:p>
         </w:tc>
@@ -2254,7 +2254,7 @@
                 <w:color w:val="16A34A"/>
                 <w:sz w:val="16"/>
               </w:rPr>
-              <w:t>s00q12a, s00q12b</w:t>
+              <w:t>—</w:t>
             </w:r>
           </w:p>
         </w:tc>
@@ -2285,7 +2285,7 @@
                 <w:i w:val="0"/>
                 <w:sz w:val="17"/>
               </w:rPr>
-              <w:t>Prière de renseigner la bonne adresse.Attention! Veillez bien renseigner le deuxième numero du chef de ménage(0.12b).</w:t>
+              <w:t>Prière de verifier l'information donnée par AWA GUISSE NDIAYE ou corriger au niveau de la section 1.</w:t>
             </w:r>
           </w:p>
         </w:tc>
@@ -2375,7 +2375,7 @@
                 <w:i w:val="0"/>
                 <w:sz w:val="17"/>
               </w:rPr>
-              <w:t>Prière de verifier l'information donnée par AWA GUISSE NDIAYE ou corriger au niveau de la section 1.</w:t>
+              <w:t>Prière de verifier l'information donnée par HABIBOU NDIAYE ou corriger au niveau de la section 1.</w:t>
             </w:r>
           </w:p>
         </w:tc>
@@ -2465,7 +2465,7 @@
                 <w:i w:val="0"/>
                 <w:sz w:val="17"/>
               </w:rPr>
-              <w:t>Prière de verifier l'information donnée par HABIBOU NDIAYE ou corriger au niveau de la section 1.</w:t>
+              <w:t>Prière de verifier l'information donnée par MAIMOUNA NDIAYE ou corriger au niveau de la section 1.</w:t>
             </w:r>
           </w:p>
         </w:tc>
@@ -2555,7 +2555,7 @@
                 <w:i w:val="0"/>
                 <w:sz w:val="17"/>
               </w:rPr>
-              <w:t>Prière de verifier l'information donnée par MAIMOUNA NDIAYE ou corriger au niveau de la section 1.</w:t>
+              <w:t>Prière de verifier l'information donnée par MOUSSA NDIAYE ou corriger au niveau de la section 1.</w:t>
             </w:r>
           </w:p>
         </w:tc>
@@ -2614,7 +2614,7 @@
                 <w:color w:val="16A34A"/>
                 <w:sz w:val="16"/>
               </w:rPr>
-              <w:t>—</w:t>
+              <w:t>s01q10_1</w:t>
             </w:r>
           </w:p>
         </w:tc>
@@ -2645,457 +2645,7 @@
                 <w:i w:val="0"/>
                 <w:sz w:val="17"/>
               </w:rPr>
-              <w:t>Prière de verifier l'information donnée par MOUSSA NDIAYE ou corriger au niveau de la section 1.</w:t>
-            </w:r>
-          </w:p>
-        </w:tc>
-      </w:tr>
-      <w:tr>
-        <w:tc>
-          <w:tcPr>
-            <w:tcW w:type="dxa" w:w="964"/>
-          </w:tcPr>
-          <w:p>
-            <w:r>
-              <w:rPr>
-                <w:b/>
-                <w:i w:val="0"/>
-                <w:color w:val="EA580C"/>
-                <w:sz w:val="16"/>
-              </w:rPr>
-              <w:t>Moyenne</w:t>
-            </w:r>
-          </w:p>
-        </w:tc>
-        <w:tc>
-          <w:tcPr>
-            <w:tcW w:type="dxa" w:w="1247"/>
-          </w:tcPr>
-          <w:p>
-            <w:r>
-              <w:rPr>
-                <w:b/>
-                <w:i w:val="0"/>
-                <w:sz w:val="16"/>
-              </w:rPr>
-              <w:t>S01</w:t>
-              <w:br/>
-            </w:r>
-            <w:r>
-              <w:rPr>
-                <w:b w:val="0"/>
-                <w:i w:val="0"/>
-                <w:color w:val="64748B"/>
-                <w:sz w:val="14"/>
-              </w:rPr>
-              <w:t>Démographie</w:t>
-            </w:r>
-          </w:p>
-        </w:tc>
-        <w:tc>
-          <w:tcPr>
-            <w:tcW w:type="dxa" w:w="1531"/>
-          </w:tcPr>
-          <w:p>
-            <w:r>
-              <w:rPr>
-                <w:b/>
-                <w:i w:val="0"/>
-                <w:color w:val="16A34A"/>
-                <w:sz w:val="16"/>
-              </w:rPr>
-              <w:t>s01q10_1</w:t>
-            </w:r>
-          </w:p>
-        </w:tc>
-        <w:tc>
-          <w:tcPr>
-            <w:tcW w:type="dxa" w:w="1191"/>
-          </w:tcPr>
-          <w:p>
-            <w:r>
-              <w:rPr>
-                <w:b w:val="0"/>
-                <w:i w:val="0"/>
-                <w:color w:val="64748B"/>
-                <w:sz w:val="16"/>
-              </w:rPr>
-              <w:t>GT-CQ</w:t>
-            </w:r>
-          </w:p>
-        </w:tc>
-        <w:tc>
-          <w:tcPr>
-            <w:tcW w:type="dxa" w:w="4706"/>
-          </w:tcPr>
-          <w:p>
-            <w:r>
-              <w:rPr>
-                <w:b w:val="0"/>
-                <w:i w:val="0"/>
-                <w:sz w:val="17"/>
-              </w:rPr>
               <w:t>La taille du ménage lors de l'enquête principale (9) de ce ménage est inférieur à la taille du denombrement (10), prière de fournir des explications concrètes ou aller revisiter le ménage.</w:t>
-            </w:r>
-          </w:p>
-        </w:tc>
-      </w:tr>
-      <w:tr>
-        <w:tc>
-          <w:tcPr>
-            <w:tcW w:type="dxa" w:w="964"/>
-          </w:tcPr>
-          <w:p>
-            <w:r>
-              <w:rPr>
-                <w:b/>
-                <w:i w:val="0"/>
-                <w:color w:val="EA580C"/>
-                <w:sz w:val="16"/>
-              </w:rPr>
-              <w:t>Moyenne</w:t>
-            </w:r>
-          </w:p>
-        </w:tc>
-        <w:tc>
-          <w:tcPr>
-            <w:tcW w:type="dxa" w:w="1247"/>
-          </w:tcPr>
-          <w:p>
-            <w:r>
-              <w:rPr>
-                <w:b/>
-                <w:i w:val="0"/>
-                <w:sz w:val="16"/>
-              </w:rPr>
-              <w:t>S02</w:t>
-              <w:br/>
-            </w:r>
-            <w:r>
-              <w:rPr>
-                <w:b w:val="0"/>
-                <w:i w:val="0"/>
-                <w:color w:val="64748B"/>
-                <w:sz w:val="14"/>
-              </w:rPr>
-              <w:t>Éducation</w:t>
-            </w:r>
-          </w:p>
-        </w:tc>
-        <w:tc>
-          <w:tcPr>
-            <w:tcW w:type="dxa" w:w="1531"/>
-          </w:tcPr>
-          <w:p>
-            <w:r>
-              <w:rPr>
-                <w:b/>
-                <w:i w:val="0"/>
-                <w:color w:val="16A34A"/>
-                <w:sz w:val="16"/>
-              </w:rPr>
-              <w:t>—</w:t>
-            </w:r>
-          </w:p>
-        </w:tc>
-        <w:tc>
-          <w:tcPr>
-            <w:tcW w:type="dxa" w:w="1191"/>
-          </w:tcPr>
-          <w:p>
-            <w:r>
-              <w:rPr>
-                <w:b w:val="0"/>
-                <w:i w:val="0"/>
-                <w:color w:val="64748B"/>
-                <w:sz w:val="16"/>
-              </w:rPr>
-              <w:t>GT-CQ</w:t>
-            </w:r>
-          </w:p>
-        </w:tc>
-        <w:tc>
-          <w:tcPr>
-            <w:tcW w:type="dxa" w:w="4706"/>
-          </w:tcPr>
-          <w:p>
-            <w:r>
-              <w:rPr>
-                <w:b w:val="0"/>
-                <w:i w:val="0"/>
-                <w:sz w:val="17"/>
-              </w:rPr>
-              <w:t>veuillez, s'il vous plait, confirmer les frais de scolarité ( 45500 FCFA) payée de MOHAMET NIASS avec le QG ou apporter les corrections nécessaires.</w:t>
-            </w:r>
-          </w:p>
-        </w:tc>
-      </w:tr>
-      <w:tr>
-        <w:tc>
-          <w:tcPr>
-            <w:tcW w:type="dxa" w:w="964"/>
-          </w:tcPr>
-          <w:p>
-            <w:r>
-              <w:rPr>
-                <w:b/>
-                <w:i w:val="0"/>
-                <w:color w:val="EA580C"/>
-                <w:sz w:val="16"/>
-              </w:rPr>
-              <w:t>Moyenne</w:t>
-            </w:r>
-          </w:p>
-        </w:tc>
-        <w:tc>
-          <w:tcPr>
-            <w:tcW w:type="dxa" w:w="1247"/>
-          </w:tcPr>
-          <w:p>
-            <w:r>
-              <w:rPr>
-                <w:b/>
-                <w:i w:val="0"/>
-                <w:sz w:val="16"/>
-              </w:rPr>
-              <w:t>S02</w:t>
-              <w:br/>
-            </w:r>
-            <w:r>
-              <w:rPr>
-                <w:b w:val="0"/>
-                <w:i w:val="0"/>
-                <w:color w:val="64748B"/>
-                <w:sz w:val="14"/>
-              </w:rPr>
-              <w:t>Éducation</w:t>
-            </w:r>
-          </w:p>
-        </w:tc>
-        <w:tc>
-          <w:tcPr>
-            <w:tcW w:type="dxa" w:w="1531"/>
-          </w:tcPr>
-          <w:p>
-            <w:r>
-              <w:rPr>
-                <w:b/>
-                <w:i w:val="0"/>
-                <w:color w:val="16A34A"/>
-                <w:sz w:val="16"/>
-              </w:rPr>
-              <w:t>—</w:t>
-            </w:r>
-          </w:p>
-        </w:tc>
-        <w:tc>
-          <w:tcPr>
-            <w:tcW w:type="dxa" w:w="1191"/>
-          </w:tcPr>
-          <w:p>
-            <w:r>
-              <w:rPr>
-                <w:b w:val="0"/>
-                <w:i w:val="0"/>
-                <w:color w:val="64748B"/>
-                <w:sz w:val="16"/>
-              </w:rPr>
-              <w:t>GT-CQ</w:t>
-            </w:r>
-          </w:p>
-        </w:tc>
-        <w:tc>
-          <w:tcPr>
-            <w:tcW w:type="dxa" w:w="4706"/>
-          </w:tcPr>
-          <w:p>
-            <w:r>
-              <w:rPr>
-                <w:b w:val="0"/>
-                <w:i w:val="0"/>
-                <w:sz w:val="17"/>
-              </w:rPr>
-              <w:t>veuillez, s'il vous plait, confirmer les frais de scolarité ( 1000 FCFA) payée de BOKAR COULIBALY avec le QG ou apporter les corrections nécessaires.</w:t>
-            </w:r>
-          </w:p>
-        </w:tc>
-      </w:tr>
-      <w:tr>
-        <w:tc>
-          <w:tcPr>
-            <w:tcW w:type="dxa" w:w="964"/>
-          </w:tcPr>
-          <w:p>
-            <w:r>
-              <w:rPr>
-                <w:b/>
-                <w:i w:val="0"/>
-                <w:color w:val="EA580C"/>
-                <w:sz w:val="16"/>
-              </w:rPr>
-              <w:t>Moyenne</w:t>
-            </w:r>
-          </w:p>
-        </w:tc>
-        <w:tc>
-          <w:tcPr>
-            <w:tcW w:type="dxa" w:w="1247"/>
-          </w:tcPr>
-          <w:p>
-            <w:r>
-              <w:rPr>
-                <w:b/>
-                <w:i w:val="0"/>
-                <w:sz w:val="16"/>
-              </w:rPr>
-              <w:t>S02</w:t>
-              <w:br/>
-            </w:r>
-            <w:r>
-              <w:rPr>
-                <w:b w:val="0"/>
-                <w:i w:val="0"/>
-                <w:color w:val="64748B"/>
-                <w:sz w:val="14"/>
-              </w:rPr>
-              <w:t>Éducation</w:t>
-            </w:r>
-          </w:p>
-        </w:tc>
-        <w:tc>
-          <w:tcPr>
-            <w:tcW w:type="dxa" w:w="1531"/>
-          </w:tcPr>
-          <w:p>
-            <w:r>
-              <w:rPr>
-                <w:b/>
-                <w:i w:val="0"/>
-                <w:color w:val="16A34A"/>
-                <w:sz w:val="16"/>
-              </w:rPr>
-              <w:t>—</w:t>
-            </w:r>
-          </w:p>
-        </w:tc>
-        <w:tc>
-          <w:tcPr>
-            <w:tcW w:type="dxa" w:w="1191"/>
-          </w:tcPr>
-          <w:p>
-            <w:r>
-              <w:rPr>
-                <w:b w:val="0"/>
-                <w:i w:val="0"/>
-                <w:color w:val="64748B"/>
-                <w:sz w:val="16"/>
-              </w:rPr>
-              <w:t>GT-CQ</w:t>
-            </w:r>
-          </w:p>
-        </w:tc>
-        <w:tc>
-          <w:tcPr>
-            <w:tcW w:type="dxa" w:w="4706"/>
-          </w:tcPr>
-          <w:p>
-            <w:r>
-              <w:rPr>
-                <w:b w:val="0"/>
-                <w:i w:val="0"/>
-                <w:sz w:val="17"/>
-              </w:rPr>
-              <w:t>veuillez, s'il vous plait, confirmer les frais de scolarité ( 1000 FCFA) payée de MAIMOUNA NDIAYE avec le QG ou apporter les corrections nécessaires.</w:t>
-            </w:r>
-          </w:p>
-        </w:tc>
-      </w:tr>
-      <w:tr>
-        <w:tc>
-          <w:tcPr>
-            <w:tcW w:type="dxa" w:w="964"/>
-          </w:tcPr>
-          <w:p>
-            <w:r>
-              <w:rPr>
-                <w:b/>
-                <w:i w:val="0"/>
-                <w:color w:val="EA580C"/>
-                <w:sz w:val="16"/>
-              </w:rPr>
-              <w:t>Moyenne</w:t>
-            </w:r>
-          </w:p>
-        </w:tc>
-        <w:tc>
-          <w:tcPr>
-            <w:tcW w:type="dxa" w:w="1247"/>
-          </w:tcPr>
-          <w:p>
-            <w:r>
-              <w:rPr>
-                <w:b/>
-                <w:i w:val="0"/>
-                <w:sz w:val="16"/>
-              </w:rPr>
-              <w:t>S02</w:t>
-              <w:br/>
-            </w:r>
-            <w:r>
-              <w:rPr>
-                <w:b w:val="0"/>
-                <w:i w:val="0"/>
-                <w:color w:val="64748B"/>
-                <w:sz w:val="14"/>
-              </w:rPr>
-              <w:t>Éducation</w:t>
-            </w:r>
-          </w:p>
-        </w:tc>
-        <w:tc>
-          <w:tcPr>
-            <w:tcW w:type="dxa" w:w="1531"/>
-          </w:tcPr>
-          <w:p>
-            <w:r>
-              <w:rPr>
-                <w:b/>
-                <w:i w:val="0"/>
-                <w:color w:val="16A34A"/>
-                <w:sz w:val="16"/>
-              </w:rPr>
-              <w:t>—</w:t>
-            </w:r>
-          </w:p>
-        </w:tc>
-        <w:tc>
-          <w:tcPr>
-            <w:tcW w:type="dxa" w:w="1191"/>
-          </w:tcPr>
-          <w:p>
-            <w:r>
-              <w:rPr>
-                <w:b w:val="0"/>
-                <w:i w:val="0"/>
-                <w:color w:val="64748B"/>
-                <w:sz w:val="16"/>
-              </w:rPr>
-              <w:t>GT-CQ</w:t>
-            </w:r>
-          </w:p>
-        </w:tc>
-        <w:tc>
-          <w:tcPr>
-            <w:tcW w:type="dxa" w:w="4706"/>
-          </w:tcPr>
-          <w:p>
-            <w:r>
-              <w:rPr>
-                <w:b w:val="0"/>
-                <w:i w:val="0"/>
-                <w:sz w:val="17"/>
-              </w:rPr>
-              <w:t>veuillez, s'il vous plait, confirmer les frais de scolarité ( 1000 FCFA) payée de MOUSSA NDIAYE avec le QG ou apporter les corrections nécessaires.</w:t>
             </w:r>
           </w:p>
         </w:tc>
